--- a/exercisemenu-batch2/out/05-leg-press.docx
+++ b/exercisemenu-batch2/out/05-leg-press.docx
@@ -899,7 +899,7 @@
           </w:tcPr>
           <w:p>
             <w:r>
-              <w:t>Place your feet about hip- to shoulder-width apart in the middle of the platform, toes pointing slightly out.</w:t>
+              <w:t>Place your feet about hip- to shoulder-width apart in the middle of the platform, toes pointing straight ahead or slightly out.</w:t>
             </w:r>
           </w:p>
         </w:tc>
@@ -1438,7 +1438,7 @@
           </w:tcPr>
           <w:p>
             <w:r>
-              <w:t>Locking Your Knees: Snapping your knees straight at the top puts stress on the joint. Stop just short of lockout.</w:t>
+              <w:t>Locking Your Knees: Snapping your knees straight under a heavy load takes tension off the muscles and loads the joint. Stop just short of lockout.</w:t>
             </w:r>
           </w:p>
         </w:tc>
@@ -1490,7 +1490,7 @@
           </w:tcPr>
           <w:p>
             <w:r>
-              <w:t>Heels Lifting: Pushing through your toes shifts stress to the knees. Keep your whole foot flat and press through your heels and mid-foot.</w:t>
+              <w:t>Heels Lifting: Lifting your heels makes your feet unstable on the platform. Keep your whole foot flat and press through your heels and mid-foot.</w:t>
             </w:r>
           </w:p>
         </w:tc>
@@ -2361,7 +2361,7 @@
           </w:tcPr>
           <w:p>
             <w:r>
-              <w:t>Usually because your hips lift and your back rounds at the bottom. Reduce the depth or the weight and keep your hips on the pad.</w:t>
+              <w:t>The most common cause is your hips lifting and your back rounding at the bottom. Reduce the depth or the weight and keep your hips on the pad.</w:t>
             </w:r>
           </w:p>
         </w:tc>
@@ -3123,7 +3123,7 @@
           </w:tcPr>
           <w:p>
             <w:r>
-              <w:t>https://exercisemenu.com/types-of-squats/</w:t>
+              <w:t>https://exercisemenu.com/how-many-reps-and-sets-for-muscle-growth/</w:t>
             </w:r>
           </w:p>
         </w:tc>
@@ -3149,7 +3149,7 @@
           </w:tcPr>
           <w:p>
             <w:r>
-              <w:t>https://exercisemenu.com/how-many-reps-and-sets-for-muscle-growth/</w:t>
+              <w:t>https://exercisemenu.com/what-is-progressive-overload/</w:t>
             </w:r>
           </w:p>
         </w:tc>
@@ -3175,7 +3175,7 @@
           </w:tcPr>
           <w:p>
             <w:r>
-              <w:t>https://exercisemenu.com/what-is-progressive-overload/</w:t>
+              <w:t>https://exercisemenu.com/how-to-structure-a-workout/</w:t>
             </w:r>
           </w:p>
         </w:tc>
